--- a/competition/宛委枢忆-评审报告.docx
+++ b/competition/宛委枢忆-评审报告.docx
@@ -1879,7 +1879,32 @@
                 <w:color w:val="7A3300"/>
                 <w:sz w:val="22"/>
               </w:rPr>
-              <w:t>reports/meb_score_report.json</w:t>
+              <w:t>reports/baseline_compare.json</w:t>
+            </w:r>
+            <w:r>
+              <w:rPr>
+                <w:rFonts w:ascii="微软雅黑" w:hAnsi="微软雅黑" w:eastAsia="微软雅黑"/>
+                <w:b w:val="0"/>
+                <w:sz w:val="22"/>
+              </w:rPr>
+              <w:t xml:space="preserve">（MEB full 60 例 hybrid 组 </w:t>
+            </w:r>
+            <w:r>
+              <w:rPr>
+                <w:rFonts w:ascii="微软雅黑" w:hAnsi="微软雅黑" w:eastAsia="微软雅黑"/>
+                <w:b w:val="0"/>
+                <w:color w:val="7A3300"/>
+                <w:sz w:val="22"/>
+              </w:rPr>
+              <w:t>preference_extraction_accuracy=0.9167</w:t>
+            </w:r>
+            <w:r>
+              <w:rPr>
+                <w:rFonts w:ascii="微软雅黑" w:hAnsi="微软雅黑" w:eastAsia="微软雅黑"/>
+                <w:b w:val="0"/>
+                <w:sz w:val="22"/>
+              </w:rPr>
+              <w:t>）</w:t>
             </w:r>
           </w:p>
         </w:tc>
@@ -1956,7 +1981,41 @@
                 <w:b w:val="0"/>
                 <w:sz w:val="22"/>
               </w:rPr>
-              <w:t>同上（MEB mini 召回 3/3）</w:t>
+              <w:t>同上（</w:t>
+            </w:r>
+            <w:r>
+              <w:rPr>
+                <w:rFonts w:ascii="微软雅黑" w:hAnsi="微软雅黑" w:eastAsia="微软雅黑"/>
+                <w:b w:val="0"/>
+                <w:color w:val="7A3300"/>
+                <w:sz w:val="22"/>
+              </w:rPr>
+              <w:t>knowledge_recall=1.0</w:t>
+            </w:r>
+            <w:r>
+              <w:rPr>
+                <w:rFonts w:ascii="微软雅黑" w:hAnsi="微软雅黑" w:eastAsia="微软雅黑"/>
+                <w:b w:val="0"/>
+                <w:sz w:val="22"/>
+              </w:rPr>
+              <w:t>）；MEB mini 召回 3/3（</w:t>
+            </w:r>
+            <w:r>
+              <w:rPr>
+                <w:rFonts w:ascii="微软雅黑" w:hAnsi="微软雅黑" w:eastAsia="微软雅黑"/>
+                <w:b w:val="0"/>
+                <w:color w:val="7A3300"/>
+                <w:sz w:val="22"/>
+              </w:rPr>
+              <w:t>reports/meb_score_report.json</w:t>
+            </w:r>
+            <w:r>
+              <w:rPr>
+                <w:rFonts w:ascii="微软雅黑" w:hAnsi="微软雅黑" w:eastAsia="微软雅黑"/>
+                <w:b w:val="0"/>
+                <w:sz w:val="22"/>
+              </w:rPr>
+              <w:t>）</w:t>
             </w:r>
           </w:p>
         </w:tc>
@@ -2033,7 +2092,7 @@
                 <w:b w:val="0"/>
                 <w:sz w:val="22"/>
               </w:rPr>
-              <w:t>麒麟 V11 实测（CHANGELOG v1.0.0）</w:t>
+              <w:t>麒麟 V11 实机 HTTP 全链路实测（v1.0.0 验收，CHANGELOG 2026-09-05 条目）</w:t>
             </w:r>
           </w:p>
         </w:tc>
@@ -2110,7 +2169,24 @@
                 <w:b w:val="0"/>
                 <w:sz w:val="22"/>
               </w:rPr>
-              <w:t>MEB mini 冲突更新用例</w:t>
+              <w:t>同上 baseline_compare（</w:t>
+            </w:r>
+            <w:r>
+              <w:rPr>
+                <w:rFonts w:ascii="微软雅黑" w:hAnsi="微软雅黑" w:eastAsia="微软雅黑"/>
+                <w:b w:val="0"/>
+                <w:color w:val="7A3300"/>
+                <w:sz w:val="22"/>
+              </w:rPr>
+              <w:t>conflict_correctness=1.0</w:t>
+            </w:r>
+            <w:r>
+              <w:rPr>
+                <w:rFonts w:ascii="微软雅黑" w:hAnsi="微软雅黑" w:eastAsia="微软雅黑"/>
+                <w:b w:val="0"/>
+                <w:sz w:val="22"/>
+              </w:rPr>
+              <w:t>）；MEB mini 冲突更新用例 3/3</w:t>
             </w:r>
           </w:p>
         </w:tc>
@@ -2859,6 +2935,23 @@
                 <w:sz w:val="22"/>
               </w:rPr>
               <w:t>competition/06-demo-scenarios.md</w:t>
+            </w:r>
+            <w:r>
+              <w:rPr>
+                <w:rFonts w:ascii="微软雅黑" w:hAnsi="微软雅黑" w:eastAsia="微软雅黑"/>
+                <w:b w:val="0"/>
+                <w:sz w:val="22"/>
+              </w:rPr>
+              <w:t xml:space="preserve"> + 视频分镜 </w:t>
+            </w:r>
+            <w:r>
+              <w:rPr>
+                <w:rFonts w:ascii="微软雅黑" w:hAnsi="微软雅黑" w:eastAsia="微软雅黑"/>
+                <w:b w:val="0"/>
+                <w:color w:val="7A3300"/>
+                <w:sz w:val="22"/>
+              </w:rPr>
+              <w:t>competition/08-demo-video-script.md</w:t>
             </w:r>
           </w:p>
         </w:tc>

--- a/competition/宛委枢忆-评审报告.docx
+++ b/competition/宛委枢忆-评审报告.docx
@@ -1060,7 +1060,7 @@
           <w:b w:val="0"/>
           <w:sz w:val="24"/>
         </w:rPr>
-        <w:t>整体分层（与 README 全景架构图一一对应）：</w:t>
+        <w:t>整体分层（与 README 整体架构图一一对应）：</w:t>
       </w:r>
     </w:p>
     <w:p>
@@ -3371,7 +3371,7 @@
           <w:b w:val="0"/>
           <w:sz w:val="24"/>
         </w:rPr>
-        <w:t xml:space="preserve">正式提交版执行：正文微软雅黑、小四号（12pt）；标题微软雅黑加粗；图示统一使用微软雅黑标注（含 README 全景架构图，由 </w:t>
+        <w:t xml:space="preserve">正式提交版执行：正文微软雅黑、小四号（12pt）；标题微软雅黑加粗；图示统一使用微软雅黑标注（含 README 整体架构图，由 </w:t>
       </w:r>
       <w:r>
         <w:rPr>

--- a/competition/宛委枢忆-评审报告.docx
+++ b/competition/宛委枢忆-评审报告.docx
@@ -1363,7 +1363,7 @@
           <w:b w:val="0"/>
           <w:sz w:val="21"/>
         </w:rPr>
-        <w:t>图 2-1 宛委·枢忆 OSAgent 2.0 全景架构</w:t>
+        <w:t>图 2-1 宛委·枢忆 OSAgent 2.0 整体架构</w:t>
       </w:r>
     </w:p>
     <w:p>
